--- a/Claude outputs/入会申请书-改写版.docx
+++ b/Claude outputs/入会申请书-改写版.docx
@@ -108,7 +108,7 @@
           <w:sz w:val="32"/>
           <w:szCs w:val="32"/>
         </w:rPr>
-        <w:t>经过较长时间的学习和了解，我郑重向组织提出申请：我志愿加入中国民主促进会。</w:t>
+        <w:t>我志愿加入中国民主促进会，特向组织郑重提出申请。</w:t>
       </w:r>
     </w:p>
     <w:p>
